--- a/flow/20230914_vu_template/drafts/2023-11-u/26-НД-Гл.8-Аліпія Стовпника.docx
+++ b/flow/20230914_vu_template/drafts/2023-11-u/26-НД-Гл.8-Аліпія Стовпника.docx
@@ -7766,6 +7766,78 @@
       </w:r>
     </w:p>
     <w:p>
+      <w:pPr/>
+      <w:r>
+        <w:rPr>
+          <w:rFonts w:ascii="Times New Roman" w:hAnsi="Times New Roman"/>
+          <w:i/>
+          <w:color w:val="FF0000"/>
+          <w:sz w:val="24"/>
+        </w:rPr>
+        <w:t xml:space="preserve">Тропар (г. 8): </w:t>
+      </w:r>
+      <w:r>
+        <w:rPr>
+          <w:rFonts w:ascii="Times New Roman" w:hAnsi="Times New Roman"/>
+          <w:sz w:val="24"/>
+        </w:rPr>
+        <w:t xml:space="preserve">З висоти зійшов Ти, Милосердний, * погребення прийняв Ти тридневне, * щоб нас визволити </w:t>
+      </w:r>
+      <w:r>
+        <w:rPr>
+          <w:rFonts w:ascii="Times New Roman" w:hAnsi="Times New Roman"/>
+          <w:sz w:val="24"/>
+        </w:rPr>
+        <w:t>від страстей. * Життя і воскресі</w:t>
+      </w:r>
+      <w:r>
+        <w:rPr>
+          <w:rFonts w:ascii="Times New Roman" w:hAnsi="Times New Roman"/>
+          <w:sz w:val="24"/>
+        </w:rPr>
+        <w:t>ння наше, * Господи, слава Тобі.</w:t>
+      </w:r>
+    </w:p>
+    <w:p>
+      <w:pPr/>
+      <w:r>
+        <w:rPr>
+          <w:rFonts w:ascii="Times New Roman" w:hAnsi="Times New Roman"/>
+          <w:i/>
+          <w:color w:val="FF0000"/>
+          <w:sz w:val="24"/>
+        </w:rPr>
+        <w:t>Тропар (г. 4):</w:t>
+      </w:r>
+      <w:r>
+        <w:rPr>
+          <w:rFonts w:ascii="Times New Roman" w:hAnsi="Times New Roman"/>
+          <w:sz w:val="24"/>
+        </w:rPr>
+        <w:t xml:space="preserve"> Страшним і неприступним явився єси для бісів воістину,* вражаючи їх священними твоїми молитвами* і далеко відганяючи напади пристрастей постом,* і тим, що вагалися, був ти, всеблаженний, непорушною підтримкою</w:t>
+      </w:r>
+      <w:r>
+        <w:rPr>
+          <w:rFonts w:ascii="Times New Roman" w:hAnsi="Times New Roman"/>
+          <w:sz w:val="24"/>
+        </w:rPr>
+        <w:t>, Аліпію преподобний,* моли Христа Бога, щоб спастися душам нашим.</w:t>
+      </w:r>
+    </w:p>
+    <w:p>
+      <w:pPr/>
+      <w:r>
+        <w:rPr>
+          <w:b/>
+        </w:rPr>
+        <w:t xml:space="preserve">І нині: </w:t>
+      </w:r>
+      <w:r>
+        <w:rPr/>
+        <w:t>богородичний</w:t>
+      </w:r>
+    </w:p>
+    <w:p>
       <w:pPr>
         <w:pStyle w:val="Heading2"/>
         <w:spacing w:after="120" w:before="0" w:lineRule="auto"/>
@@ -12649,6 +12721,78 @@
       </w:r>
     </w:p>
     <w:p>
+      <w:pPr/>
+      <w:r>
+        <w:rPr>
+          <w:rFonts w:ascii="Times New Roman" w:hAnsi="Times New Roman"/>
+          <w:i/>
+          <w:color w:val="FF0000"/>
+          <w:sz w:val="24"/>
+        </w:rPr>
+        <w:t xml:space="preserve">Тропар (г. 8): </w:t>
+      </w:r>
+      <w:r>
+        <w:rPr>
+          <w:rFonts w:ascii="Times New Roman" w:hAnsi="Times New Roman"/>
+          <w:sz w:val="24"/>
+        </w:rPr>
+        <w:t xml:space="preserve">З висоти зійшов Ти, Милосердний, * погребення прийняв Ти тридневне, * щоб нас визволити </w:t>
+      </w:r>
+      <w:r>
+        <w:rPr>
+          <w:rFonts w:ascii="Times New Roman" w:hAnsi="Times New Roman"/>
+          <w:sz w:val="24"/>
+        </w:rPr>
+        <w:t>від страстей. * Життя і воскресі</w:t>
+      </w:r>
+      <w:r>
+        <w:rPr>
+          <w:rFonts w:ascii="Times New Roman" w:hAnsi="Times New Roman"/>
+          <w:sz w:val="24"/>
+        </w:rPr>
+        <w:t>ння наше, * Господи, слава Тобі.</w:t>
+      </w:r>
+    </w:p>
+    <w:p>
+      <w:pPr/>
+      <w:r>
+        <w:rPr>
+          <w:rFonts w:ascii="Times New Roman" w:hAnsi="Times New Roman"/>
+          <w:i/>
+          <w:color w:val="FF0000"/>
+          <w:sz w:val="24"/>
+        </w:rPr>
+        <w:t>Тропар (г. 4):</w:t>
+      </w:r>
+      <w:r>
+        <w:rPr>
+          <w:rFonts w:ascii="Times New Roman" w:hAnsi="Times New Roman"/>
+          <w:sz w:val="24"/>
+        </w:rPr>
+        <w:t xml:space="preserve"> Страшним і неприступним явився єси для бісів воістину,* вражаючи їх священними твоїми молитвами* і далеко відганяючи напади пристрастей постом,* і тим, що вагалися, був ти, всеблаженний, непорушною підтримкою</w:t>
+      </w:r>
+      <w:r>
+        <w:rPr>
+          <w:rFonts w:ascii="Times New Roman" w:hAnsi="Times New Roman"/>
+          <w:sz w:val="24"/>
+        </w:rPr>
+        <w:t>, Аліпію преподобний,* моли Христа Бога, щоб спастися душам нашим.</w:t>
+      </w:r>
+    </w:p>
+    <w:p>
+      <w:pPr/>
+      <w:r>
+        <w:rPr>
+          <w:b/>
+        </w:rPr>
+        <w:t xml:space="preserve">І нині: </w:t>
+      </w:r>
+      <w:r>
+        <w:rPr/>
+        <w:t>богородичний</w:t>
+      </w:r>
+    </w:p>
+    <w:p>
       <w:pPr>
         <w:pStyle w:val="Heading3"/>
         <w:spacing w:after="120" w:before="0" w:lineRule="auto"/>
@@ -13143,6 +13287,78 @@
       </w:r>
     </w:p>
     <w:p>
+      <w:pPr/>
+      <w:r>
+        <w:rPr>
+          <w:rFonts w:ascii="Times New Roman" w:hAnsi="Times New Roman"/>
+          <w:i/>
+          <w:color w:val="FF0000"/>
+          <w:sz w:val="24"/>
+        </w:rPr>
+        <w:t xml:space="preserve">Тропар (г. 8): </w:t>
+      </w:r>
+      <w:r>
+        <w:rPr>
+          <w:rFonts w:ascii="Times New Roman" w:hAnsi="Times New Roman"/>
+          <w:sz w:val="24"/>
+        </w:rPr>
+        <w:t xml:space="preserve">З висоти зійшов Ти, Милосердний, * погребення прийняв Ти тридневне, * щоб нас визволити </w:t>
+      </w:r>
+      <w:r>
+        <w:rPr>
+          <w:rFonts w:ascii="Times New Roman" w:hAnsi="Times New Roman"/>
+          <w:sz w:val="24"/>
+        </w:rPr>
+        <w:t>від страстей. * Життя і воскресі</w:t>
+      </w:r>
+      <w:r>
+        <w:rPr>
+          <w:rFonts w:ascii="Times New Roman" w:hAnsi="Times New Roman"/>
+          <w:sz w:val="24"/>
+        </w:rPr>
+        <w:t>ння наше, * Господи, слава Тобі.</w:t>
+      </w:r>
+    </w:p>
+    <w:p>
+      <w:pPr/>
+      <w:r>
+        <w:rPr>
+          <w:rFonts w:ascii="Times New Roman" w:hAnsi="Times New Roman"/>
+          <w:i/>
+          <w:color w:val="FF0000"/>
+          <w:sz w:val="24"/>
+        </w:rPr>
+        <w:t>Тропар (г. 4):</w:t>
+      </w:r>
+      <w:r>
+        <w:rPr>
+          <w:rFonts w:ascii="Times New Roman" w:hAnsi="Times New Roman"/>
+          <w:sz w:val="24"/>
+        </w:rPr>
+        <w:t xml:space="preserve"> Страшним і неприступним явився єси для бісів воістину,* вражаючи їх священними твоїми молитвами* і далеко відганяючи напади пристрастей постом,* і тим, що вагалися, був ти, всеблаженний, непорушною підтримкою</w:t>
+      </w:r>
+      <w:r>
+        <w:rPr>
+          <w:rFonts w:ascii="Times New Roman" w:hAnsi="Times New Roman"/>
+          <w:sz w:val="24"/>
+        </w:rPr>
+        <w:t>, Аліпію преподобний,* моли Христа Бога, щоб спастися душам нашим.</w:t>
+      </w:r>
+    </w:p>
+    <w:p>
+      <w:pPr/>
+      <w:r>
+        <w:rPr>
+          <w:b/>
+        </w:rPr>
+        <w:t xml:space="preserve">І нині: </w:t>
+      </w:r>
+      <w:r>
+        <w:rPr/>
+        <w:t>богородичний</w:t>
+      </w:r>
+    </w:p>
+    <w:p>
       <w:pPr>
         <w:pStyle w:val="Heading3"/>
         <w:spacing w:after="120" w:before="0" w:lineRule="auto"/>
@@ -14512,6 +14728,78 @@
         <w:rPr>
           <w:rtl w:val="0"/>
         </w:rPr>
+      </w:r>
+    </w:p>
+    <w:p>
+      <w:pPr/>
+      <w:r>
+        <w:rPr>
+          <w:rFonts w:ascii="Times New Roman" w:hAnsi="Times New Roman"/>
+          <w:i/>
+          <w:color w:val="FF0000"/>
+          <w:sz w:val="24"/>
+        </w:rPr>
+        <w:t xml:space="preserve">Тропар (г. 8): </w:t>
+      </w:r>
+      <w:r>
+        <w:rPr>
+          <w:rFonts w:ascii="Times New Roman" w:hAnsi="Times New Roman"/>
+          <w:sz w:val="24"/>
+        </w:rPr>
+        <w:t xml:space="preserve">З висоти зійшов Ти, Милосердний, * погребення прийняв Ти тридневне, * щоб нас визволити </w:t>
+      </w:r>
+      <w:r>
+        <w:rPr>
+          <w:rFonts w:ascii="Times New Roman" w:hAnsi="Times New Roman"/>
+          <w:sz w:val="24"/>
+        </w:rPr>
+        <w:t>від страстей. * Життя і воскресі</w:t>
+      </w:r>
+      <w:r>
+        <w:rPr>
+          <w:rFonts w:ascii="Times New Roman" w:hAnsi="Times New Roman"/>
+          <w:sz w:val="24"/>
+        </w:rPr>
+        <w:t>ння наше, * Господи, слава Тобі.</w:t>
+      </w:r>
+    </w:p>
+    <w:p>
+      <w:pPr/>
+      <w:r>
+        <w:rPr>
+          <w:rFonts w:ascii="Times New Roman" w:hAnsi="Times New Roman"/>
+          <w:i/>
+          <w:color w:val="FF0000"/>
+          <w:sz w:val="24"/>
+        </w:rPr>
+        <w:t>Тропар (г. 4):</w:t>
+      </w:r>
+      <w:r>
+        <w:rPr>
+          <w:rFonts w:ascii="Times New Roman" w:hAnsi="Times New Roman"/>
+          <w:sz w:val="24"/>
+        </w:rPr>
+        <w:t xml:space="preserve"> Страшним і неприступним явився єси для бісів воістину,* вражаючи їх священними твоїми молитвами* і далеко відганяючи напади пристрастей постом,* і тим, що вагалися, був ти, всеблаженний, непорушною підтримкою</w:t>
+      </w:r>
+      <w:r>
+        <w:rPr>
+          <w:rFonts w:ascii="Times New Roman" w:hAnsi="Times New Roman"/>
+          <w:sz w:val="24"/>
+        </w:rPr>
+        <w:t>, Аліпію преподобний,* моли Христа Бога, щоб спастися душам нашим.</w:t>
+      </w:r>
+    </w:p>
+    <w:p>
+      <w:pPr/>
+      <w:r>
+        <w:rPr>
+          <w:b/>
+        </w:rPr>
+        <w:t xml:space="preserve">І нині: </w:t>
+      </w:r>
+      <w:r>
+        <w:rPr/>
+        <w:t>богородичний</w:t>
       </w:r>
     </w:p>
     <w:p>
@@ -18236,6 +18524,78 @@
       </w:r>
     </w:p>
     <w:p>
+      <w:pPr/>
+      <w:r>
+        <w:rPr>
+          <w:rFonts w:ascii="Times New Roman" w:hAnsi="Times New Roman"/>
+          <w:i/>
+          <w:color w:val="FF0000"/>
+          <w:sz w:val="24"/>
+        </w:rPr>
+        <w:t xml:space="preserve">Тропар (г. 8): </w:t>
+      </w:r>
+      <w:r>
+        <w:rPr>
+          <w:rFonts w:ascii="Times New Roman" w:hAnsi="Times New Roman"/>
+          <w:sz w:val="24"/>
+        </w:rPr>
+        <w:t xml:space="preserve">З висоти зійшов Ти, Милосердний, * погребення прийняв Ти тридневне, * щоб нас визволити </w:t>
+      </w:r>
+      <w:r>
+        <w:rPr>
+          <w:rFonts w:ascii="Times New Roman" w:hAnsi="Times New Roman"/>
+          <w:sz w:val="24"/>
+        </w:rPr>
+        <w:t>від страстей. * Життя і воскресі</w:t>
+      </w:r>
+      <w:r>
+        <w:rPr>
+          <w:rFonts w:ascii="Times New Roman" w:hAnsi="Times New Roman"/>
+          <w:sz w:val="24"/>
+        </w:rPr>
+        <w:t>ння наше, * Господи, слава Тобі.</w:t>
+      </w:r>
+    </w:p>
+    <w:p>
+      <w:pPr/>
+      <w:r>
+        <w:rPr>
+          <w:rFonts w:ascii="Times New Roman" w:hAnsi="Times New Roman"/>
+          <w:i/>
+          <w:color w:val="FF0000"/>
+          <w:sz w:val="24"/>
+        </w:rPr>
+        <w:t>Тропар (г. 4):</w:t>
+      </w:r>
+      <w:r>
+        <w:rPr>
+          <w:rFonts w:ascii="Times New Roman" w:hAnsi="Times New Roman"/>
+          <w:sz w:val="24"/>
+        </w:rPr>
+        <w:t xml:space="preserve"> Страшним і неприступним явився єси для бісів воістину,* вражаючи їх священними твоїми молитвами* і далеко відганяючи напади пристрастей постом,* і тим, що вагалися, був ти, всеблаженний, непорушною підтримкою</w:t>
+      </w:r>
+      <w:r>
+        <w:rPr>
+          <w:rFonts w:ascii="Times New Roman" w:hAnsi="Times New Roman"/>
+          <w:sz w:val="24"/>
+        </w:rPr>
+        <w:t>, Аліпію преподобний,* моли Христа Бога, щоб спастися душам нашим.</w:t>
+      </w:r>
+    </w:p>
+    <w:p>
+      <w:pPr/>
+      <w:r>
+        <w:rPr>
+          <w:b/>
+        </w:rPr>
+        <w:t xml:space="preserve">І нині: </w:t>
+      </w:r>
+      <w:r>
+        <w:rPr/>
+        <w:t>богородичний</w:t>
+      </w:r>
+    </w:p>
+    <w:p>
       <w:pPr>
         <w:pStyle w:val="Heading3"/>
         <w:spacing w:after="120" w:before="0" w:lineRule="auto"/>
@@ -19312,6 +19672,78 @@
       </w:r>
     </w:p>
     <w:p>
+      <w:pPr/>
+      <w:r>
+        <w:rPr>
+          <w:rFonts w:ascii="Times New Roman" w:hAnsi="Times New Roman"/>
+          <w:i/>
+          <w:color w:val="FF0000"/>
+          <w:sz w:val="24"/>
+        </w:rPr>
+        <w:t xml:space="preserve">Тропар (г. 8): </w:t>
+      </w:r>
+      <w:r>
+        <w:rPr>
+          <w:rFonts w:ascii="Times New Roman" w:hAnsi="Times New Roman"/>
+          <w:sz w:val="24"/>
+        </w:rPr>
+        <w:t xml:space="preserve">З висоти зійшов Ти, Милосердний, * погребення прийняв Ти тридневне, * щоб нас визволити </w:t>
+      </w:r>
+      <w:r>
+        <w:rPr>
+          <w:rFonts w:ascii="Times New Roman" w:hAnsi="Times New Roman"/>
+          <w:sz w:val="24"/>
+        </w:rPr>
+        <w:t>від страстей. * Життя і воскресі</w:t>
+      </w:r>
+      <w:r>
+        <w:rPr>
+          <w:rFonts w:ascii="Times New Roman" w:hAnsi="Times New Roman"/>
+          <w:sz w:val="24"/>
+        </w:rPr>
+        <w:t>ння наше, * Господи, слава Тобі.</w:t>
+      </w:r>
+    </w:p>
+    <w:p>
+      <w:pPr/>
+      <w:r>
+        <w:rPr>
+          <w:rFonts w:ascii="Times New Roman" w:hAnsi="Times New Roman"/>
+          <w:i/>
+          <w:color w:val="FF0000"/>
+          <w:sz w:val="24"/>
+        </w:rPr>
+        <w:t>Тропар (г. 4):</w:t>
+      </w:r>
+      <w:r>
+        <w:rPr>
+          <w:rFonts w:ascii="Times New Roman" w:hAnsi="Times New Roman"/>
+          <w:sz w:val="24"/>
+        </w:rPr>
+        <w:t xml:space="preserve"> Страшним і неприступним явився єси для бісів воістину,* вражаючи їх священними твоїми молитвами* і далеко відганяючи напади пристрастей постом,* і тим, що вагалися, був ти, всеблаженний, непорушною підтримкою</w:t>
+      </w:r>
+      <w:r>
+        <w:rPr>
+          <w:rFonts w:ascii="Times New Roman" w:hAnsi="Times New Roman"/>
+          <w:sz w:val="24"/>
+        </w:rPr>
+        <w:t>, Аліпію преподобний,* моли Христа Бога, щоб спастися душам нашим.</w:t>
+      </w:r>
+    </w:p>
+    <w:p>
+      <w:pPr/>
+      <w:r>
+        <w:rPr>
+          <w:b/>
+        </w:rPr>
+        <w:t xml:space="preserve">І нині: </w:t>
+      </w:r>
+      <w:r>
+        <w:rPr/>
+        <w:t>богородичний</w:t>
+      </w:r>
+    </w:p>
+    <w:p>
       <w:pPr>
         <w:pStyle w:val="Heading3"/>
         <w:spacing w:after="120" w:before="0" w:lineRule="auto"/>
@@ -20749,6 +21181,78 @@
         <w:rPr>
           <w:rtl w:val="0"/>
         </w:rPr>
+      </w:r>
+    </w:p>
+    <w:p>
+      <w:pPr/>
+      <w:r>
+        <w:rPr>
+          <w:rFonts w:ascii="Times New Roman" w:hAnsi="Times New Roman"/>
+          <w:i/>
+          <w:color w:val="FF0000"/>
+          <w:sz w:val="24"/>
+        </w:rPr>
+        <w:t xml:space="preserve">Тропар (г. 8): </w:t>
+      </w:r>
+      <w:r>
+        <w:rPr>
+          <w:rFonts w:ascii="Times New Roman" w:hAnsi="Times New Roman"/>
+          <w:sz w:val="24"/>
+        </w:rPr>
+        <w:t xml:space="preserve">З висоти зійшов Ти, Милосердний, * погребення прийняв Ти тридневне, * щоб нас визволити </w:t>
+      </w:r>
+      <w:r>
+        <w:rPr>
+          <w:rFonts w:ascii="Times New Roman" w:hAnsi="Times New Roman"/>
+          <w:sz w:val="24"/>
+        </w:rPr>
+        <w:t>від страстей. * Життя і воскресі</w:t>
+      </w:r>
+      <w:r>
+        <w:rPr>
+          <w:rFonts w:ascii="Times New Roman" w:hAnsi="Times New Roman"/>
+          <w:sz w:val="24"/>
+        </w:rPr>
+        <w:t>ння наше, * Господи, слава Тобі.</w:t>
+      </w:r>
+    </w:p>
+    <w:p>
+      <w:pPr/>
+      <w:r>
+        <w:rPr>
+          <w:rFonts w:ascii="Times New Roman" w:hAnsi="Times New Roman"/>
+          <w:i/>
+          <w:color w:val="FF0000"/>
+          <w:sz w:val="24"/>
+        </w:rPr>
+        <w:t>Тропар (г. 4):</w:t>
+      </w:r>
+      <w:r>
+        <w:rPr>
+          <w:rFonts w:ascii="Times New Roman" w:hAnsi="Times New Roman"/>
+          <w:sz w:val="24"/>
+        </w:rPr>
+        <w:t xml:space="preserve"> Страшним і неприступним явився єси для бісів воістину,* вражаючи їх священними твоїми молитвами* і далеко відганяючи напади пристрастей постом,* і тим, що вагалися, був ти, всеблаженний, непорушною підтримкою</w:t>
+      </w:r>
+      <w:r>
+        <w:rPr>
+          <w:rFonts w:ascii="Times New Roman" w:hAnsi="Times New Roman"/>
+          <w:sz w:val="24"/>
+        </w:rPr>
+        <w:t>, Аліпію преподобний,* моли Христа Бога, щоб спастися душам нашим.</w:t>
+      </w:r>
+    </w:p>
+    <w:p>
+      <w:pPr/>
+      <w:r>
+        <w:rPr>
+          <w:b/>
+        </w:rPr>
+        <w:t xml:space="preserve">І нині: </w:t>
+      </w:r>
+      <w:r>
+        <w:rPr/>
+        <w:t>богородичний</w:t>
       </w:r>
     </w:p>
     <w:p>
@@ -23262,6 +23766,78 @@
       </w:r>
     </w:p>
     <w:p>
+      <w:pPr/>
+      <w:r>
+        <w:rPr>
+          <w:rFonts w:ascii="Times New Roman" w:hAnsi="Times New Roman"/>
+          <w:i/>
+          <w:color w:val="FF0000"/>
+          <w:sz w:val="24"/>
+        </w:rPr>
+        <w:t xml:space="preserve">Тропар (г. 8): </w:t>
+      </w:r>
+      <w:r>
+        <w:rPr>
+          <w:rFonts w:ascii="Times New Roman" w:hAnsi="Times New Roman"/>
+          <w:sz w:val="24"/>
+        </w:rPr>
+        <w:t xml:space="preserve">З висоти зійшов Ти, Милосердний, * погребення прийняв Ти тридневне, * щоб нас визволити </w:t>
+      </w:r>
+      <w:r>
+        <w:rPr>
+          <w:rFonts w:ascii="Times New Roman" w:hAnsi="Times New Roman"/>
+          <w:sz w:val="24"/>
+        </w:rPr>
+        <w:t>від страстей. * Життя і воскресі</w:t>
+      </w:r>
+      <w:r>
+        <w:rPr>
+          <w:rFonts w:ascii="Times New Roman" w:hAnsi="Times New Roman"/>
+          <w:sz w:val="24"/>
+        </w:rPr>
+        <w:t>ння наше, * Господи, слава Тобі.</w:t>
+      </w:r>
+    </w:p>
+    <w:p>
+      <w:pPr/>
+      <w:r>
+        <w:rPr>
+          <w:rFonts w:ascii="Times New Roman" w:hAnsi="Times New Roman"/>
+          <w:i/>
+          <w:color w:val="FF0000"/>
+          <w:sz w:val="24"/>
+        </w:rPr>
+        <w:t>Тропар (г. 4):</w:t>
+      </w:r>
+      <w:r>
+        <w:rPr>
+          <w:rFonts w:ascii="Times New Roman" w:hAnsi="Times New Roman"/>
+          <w:sz w:val="24"/>
+        </w:rPr>
+        <w:t xml:space="preserve"> Страшним і неприступним явився єси для бісів воістину,* вражаючи їх священними твоїми молитвами* і далеко відганяючи напади пристрастей постом,* і тим, що вагалися, був ти, всеблаженний, непорушною підтримкою</w:t>
+      </w:r>
+      <w:r>
+        <w:rPr>
+          <w:rFonts w:ascii="Times New Roman" w:hAnsi="Times New Roman"/>
+          <w:sz w:val="24"/>
+        </w:rPr>
+        <w:t>, Аліпію преподобний,* моли Христа Бога, щоб спастися душам нашим.</w:t>
+      </w:r>
+    </w:p>
+    <w:p>
+      <w:pPr/>
+      <w:r>
+        <w:rPr>
+          <w:b/>
+        </w:rPr>
+        <w:t xml:space="preserve">І нині: </w:t>
+      </w:r>
+      <w:r>
+        <w:rPr/>
+        <w:t>богородичний</w:t>
+      </w:r>
+    </w:p>
+    <w:p>
       <w:pPr>
         <w:pStyle w:val="Heading3"/>
         <w:spacing w:after="120" w:before="0" w:lineRule="auto"/>
@@ -24709,6 +25285,78 @@
         <w:rPr>
           <w:rtl w:val="0"/>
         </w:rPr>
+      </w:r>
+    </w:p>
+    <w:p>
+      <w:pPr/>
+      <w:r>
+        <w:rPr>
+          <w:rFonts w:ascii="Times New Roman" w:hAnsi="Times New Roman"/>
+          <w:i/>
+          <w:color w:val="FF0000"/>
+          <w:sz w:val="24"/>
+        </w:rPr>
+        <w:t xml:space="preserve">Тропар (г. 8): </w:t>
+      </w:r>
+      <w:r>
+        <w:rPr>
+          <w:rFonts w:ascii="Times New Roman" w:hAnsi="Times New Roman"/>
+          <w:sz w:val="24"/>
+        </w:rPr>
+        <w:t xml:space="preserve">З висоти зійшов Ти, Милосердний, * погребення прийняв Ти тридневне, * щоб нас визволити </w:t>
+      </w:r>
+      <w:r>
+        <w:rPr>
+          <w:rFonts w:ascii="Times New Roman" w:hAnsi="Times New Roman"/>
+          <w:sz w:val="24"/>
+        </w:rPr>
+        <w:t>від страстей. * Життя і воскресі</w:t>
+      </w:r>
+      <w:r>
+        <w:rPr>
+          <w:rFonts w:ascii="Times New Roman" w:hAnsi="Times New Roman"/>
+          <w:sz w:val="24"/>
+        </w:rPr>
+        <w:t>ння наше, * Господи, слава Тобі.</w:t>
+      </w:r>
+    </w:p>
+    <w:p>
+      <w:pPr/>
+      <w:r>
+        <w:rPr>
+          <w:rFonts w:ascii="Times New Roman" w:hAnsi="Times New Roman"/>
+          <w:i/>
+          <w:color w:val="FF0000"/>
+          <w:sz w:val="24"/>
+        </w:rPr>
+        <w:t>Тропар (г. 4):</w:t>
+      </w:r>
+      <w:r>
+        <w:rPr>
+          <w:rFonts w:ascii="Times New Roman" w:hAnsi="Times New Roman"/>
+          <w:sz w:val="24"/>
+        </w:rPr>
+        <w:t xml:space="preserve"> Страшним і неприступним явився єси для бісів воістину,* вражаючи їх священними твоїми молитвами* і далеко відганяючи напади пристрастей постом,* і тим, що вагалися, був ти, всеблаженний, непорушною підтримкою</w:t>
+      </w:r>
+      <w:r>
+        <w:rPr>
+          <w:rFonts w:ascii="Times New Roman" w:hAnsi="Times New Roman"/>
+          <w:sz w:val="24"/>
+        </w:rPr>
+        <w:t>, Аліпію преподобний,* моли Христа Бога, щоб спастися душам нашим.</w:t>
+      </w:r>
+    </w:p>
+    <w:p>
+      <w:pPr/>
+      <w:r>
+        <w:rPr>
+          <w:b/>
+        </w:rPr>
+        <w:t xml:space="preserve">І нині: </w:t>
+      </w:r>
+      <w:r>
+        <w:rPr/>
+        <w:t>богородичний</w:t>
       </w:r>
     </w:p>
     <w:p>

--- a/flow/20230914_vu_template/drafts/2023-11-u/26-НД-Гл.8-Аліпія Стовпника.docx
+++ b/flow/20230914_vu_template/drafts/2023-11-u/26-НД-Гл.8-Аліпія Стовпника.docx
@@ -7766,78 +7766,6 @@
       </w:r>
     </w:p>
     <w:p>
-      <w:pPr/>
-      <w:r>
-        <w:rPr>
-          <w:rFonts w:ascii="Times New Roman" w:hAnsi="Times New Roman"/>
-          <w:i/>
-          <w:color w:val="FF0000"/>
-          <w:sz w:val="24"/>
-        </w:rPr>
-        <w:t xml:space="preserve">Тропар (г. 8): </w:t>
-      </w:r>
-      <w:r>
-        <w:rPr>
-          <w:rFonts w:ascii="Times New Roman" w:hAnsi="Times New Roman"/>
-          <w:sz w:val="24"/>
-        </w:rPr>
-        <w:t xml:space="preserve">З висоти зійшов Ти, Милосердний, * погребення прийняв Ти тридневне, * щоб нас визволити </w:t>
-      </w:r>
-      <w:r>
-        <w:rPr>
-          <w:rFonts w:ascii="Times New Roman" w:hAnsi="Times New Roman"/>
-          <w:sz w:val="24"/>
-        </w:rPr>
-        <w:t>від страстей. * Життя і воскресі</w:t>
-      </w:r>
-      <w:r>
-        <w:rPr>
-          <w:rFonts w:ascii="Times New Roman" w:hAnsi="Times New Roman"/>
-          <w:sz w:val="24"/>
-        </w:rPr>
-        <w:t>ння наше, * Господи, слава Тобі.</w:t>
-      </w:r>
-    </w:p>
-    <w:p>
-      <w:pPr/>
-      <w:r>
-        <w:rPr>
-          <w:rFonts w:ascii="Times New Roman" w:hAnsi="Times New Roman"/>
-          <w:i/>
-          <w:color w:val="FF0000"/>
-          <w:sz w:val="24"/>
-        </w:rPr>
-        <w:t>Тропар (г. 4):</w:t>
-      </w:r>
-      <w:r>
-        <w:rPr>
-          <w:rFonts w:ascii="Times New Roman" w:hAnsi="Times New Roman"/>
-          <w:sz w:val="24"/>
-        </w:rPr>
-        <w:t xml:space="preserve"> Страшним і неприступним явився єси для бісів воістину,* вражаючи їх священними твоїми молитвами* і далеко відганяючи напади пристрастей постом,* і тим, що вагалися, був ти, всеблаженний, непорушною підтримкою</w:t>
-      </w:r>
-      <w:r>
-        <w:rPr>
-          <w:rFonts w:ascii="Times New Roman" w:hAnsi="Times New Roman"/>
-          <w:sz w:val="24"/>
-        </w:rPr>
-        <w:t>, Аліпію преподобний,* моли Христа Бога, щоб спастися душам нашим.</w:t>
-      </w:r>
-    </w:p>
-    <w:p>
-      <w:pPr/>
-      <w:r>
-        <w:rPr>
-          <w:b/>
-        </w:rPr>
-        <w:t xml:space="preserve">І нині: </w:t>
-      </w:r>
-      <w:r>
-        <w:rPr/>
-        <w:t>богородичний</w:t>
-      </w:r>
-    </w:p>
-    <w:p>
       <w:pPr>
         <w:pStyle w:val="Heading2"/>
         <w:spacing w:after="120" w:before="0" w:lineRule="auto"/>
@@ -12721,78 +12649,6 @@
       </w:r>
     </w:p>
     <w:p>
-      <w:pPr/>
-      <w:r>
-        <w:rPr>
-          <w:rFonts w:ascii="Times New Roman" w:hAnsi="Times New Roman"/>
-          <w:i/>
-          <w:color w:val="FF0000"/>
-          <w:sz w:val="24"/>
-        </w:rPr>
-        <w:t xml:space="preserve">Тропар (г. 8): </w:t>
-      </w:r>
-      <w:r>
-        <w:rPr>
-          <w:rFonts w:ascii="Times New Roman" w:hAnsi="Times New Roman"/>
-          <w:sz w:val="24"/>
-        </w:rPr>
-        <w:t xml:space="preserve">З висоти зійшов Ти, Милосердний, * погребення прийняв Ти тридневне, * щоб нас визволити </w:t>
-      </w:r>
-      <w:r>
-        <w:rPr>
-          <w:rFonts w:ascii="Times New Roman" w:hAnsi="Times New Roman"/>
-          <w:sz w:val="24"/>
-        </w:rPr>
-        <w:t>від страстей. * Життя і воскресі</w:t>
-      </w:r>
-      <w:r>
-        <w:rPr>
-          <w:rFonts w:ascii="Times New Roman" w:hAnsi="Times New Roman"/>
-          <w:sz w:val="24"/>
-        </w:rPr>
-        <w:t>ння наше, * Господи, слава Тобі.</w:t>
-      </w:r>
-    </w:p>
-    <w:p>
-      <w:pPr/>
-      <w:r>
-        <w:rPr>
-          <w:rFonts w:ascii="Times New Roman" w:hAnsi="Times New Roman"/>
-          <w:i/>
-          <w:color w:val="FF0000"/>
-          <w:sz w:val="24"/>
-        </w:rPr>
-        <w:t>Тропар (г. 4):</w:t>
-      </w:r>
-      <w:r>
-        <w:rPr>
-          <w:rFonts w:ascii="Times New Roman" w:hAnsi="Times New Roman"/>
-          <w:sz w:val="24"/>
-        </w:rPr>
-        <w:t xml:space="preserve"> Страшним і неприступним явився єси для бісів воістину,* вражаючи їх священними твоїми молитвами* і далеко відганяючи напади пристрастей постом,* і тим, що вагалися, був ти, всеблаженний, непорушною підтримкою</w:t>
-      </w:r>
-      <w:r>
-        <w:rPr>
-          <w:rFonts w:ascii="Times New Roman" w:hAnsi="Times New Roman"/>
-          <w:sz w:val="24"/>
-        </w:rPr>
-        <w:t>, Аліпію преподобний,* моли Христа Бога, щоб спастися душам нашим.</w:t>
-      </w:r>
-    </w:p>
-    <w:p>
-      <w:pPr/>
-      <w:r>
-        <w:rPr>
-          <w:b/>
-        </w:rPr>
-        <w:t xml:space="preserve">І нині: </w:t>
-      </w:r>
-      <w:r>
-        <w:rPr/>
-        <w:t>богородичний</w:t>
-      </w:r>
-    </w:p>
-    <w:p>
       <w:pPr>
         <w:pStyle w:val="Heading3"/>
         <w:spacing w:after="120" w:before="0" w:lineRule="auto"/>
@@ -13287,78 +13143,6 @@
       </w:r>
     </w:p>
     <w:p>
-      <w:pPr/>
-      <w:r>
-        <w:rPr>
-          <w:rFonts w:ascii="Times New Roman" w:hAnsi="Times New Roman"/>
-          <w:i/>
-          <w:color w:val="FF0000"/>
-          <w:sz w:val="24"/>
-        </w:rPr>
-        <w:t xml:space="preserve">Тропар (г. 8): </w:t>
-      </w:r>
-      <w:r>
-        <w:rPr>
-          <w:rFonts w:ascii="Times New Roman" w:hAnsi="Times New Roman"/>
-          <w:sz w:val="24"/>
-        </w:rPr>
-        <w:t xml:space="preserve">З висоти зійшов Ти, Милосердний, * погребення прийняв Ти тридневне, * щоб нас визволити </w:t>
-      </w:r>
-      <w:r>
-        <w:rPr>
-          <w:rFonts w:ascii="Times New Roman" w:hAnsi="Times New Roman"/>
-          <w:sz w:val="24"/>
-        </w:rPr>
-        <w:t>від страстей. * Життя і воскресі</w:t>
-      </w:r>
-      <w:r>
-        <w:rPr>
-          <w:rFonts w:ascii="Times New Roman" w:hAnsi="Times New Roman"/>
-          <w:sz w:val="24"/>
-        </w:rPr>
-        <w:t>ння наше, * Господи, слава Тобі.</w:t>
-      </w:r>
-    </w:p>
-    <w:p>
-      <w:pPr/>
-      <w:r>
-        <w:rPr>
-          <w:rFonts w:ascii="Times New Roman" w:hAnsi="Times New Roman"/>
-          <w:i/>
-          <w:color w:val="FF0000"/>
-          <w:sz w:val="24"/>
-        </w:rPr>
-        <w:t>Тропар (г. 4):</w:t>
-      </w:r>
-      <w:r>
-        <w:rPr>
-          <w:rFonts w:ascii="Times New Roman" w:hAnsi="Times New Roman"/>
-          <w:sz w:val="24"/>
-        </w:rPr>
-        <w:t xml:space="preserve"> Страшним і неприступним явився єси для бісів воістину,* вражаючи їх священними твоїми молитвами* і далеко відганяючи напади пристрастей постом,* і тим, що вагалися, був ти, всеблаженний, непорушною підтримкою</w:t>
-      </w:r>
-      <w:r>
-        <w:rPr>
-          <w:rFonts w:ascii="Times New Roman" w:hAnsi="Times New Roman"/>
-          <w:sz w:val="24"/>
-        </w:rPr>
-        <w:t>, Аліпію преподобний,* моли Христа Бога, щоб спастися душам нашим.</w:t>
-      </w:r>
-    </w:p>
-    <w:p>
-      <w:pPr/>
-      <w:r>
-        <w:rPr>
-          <w:b/>
-        </w:rPr>
-        <w:t xml:space="preserve">І нині: </w:t>
-      </w:r>
-      <w:r>
-        <w:rPr/>
-        <w:t>богородичний</w:t>
-      </w:r>
-    </w:p>
-    <w:p>
       <w:pPr>
         <w:pStyle w:val="Heading3"/>
         <w:spacing w:after="120" w:before="0" w:lineRule="auto"/>
@@ -14728,78 +14512,6 @@
         <w:rPr>
           <w:rtl w:val="0"/>
         </w:rPr>
-      </w:r>
-    </w:p>
-    <w:p>
-      <w:pPr/>
-      <w:r>
-        <w:rPr>
-          <w:rFonts w:ascii="Times New Roman" w:hAnsi="Times New Roman"/>
-          <w:i/>
-          <w:color w:val="FF0000"/>
-          <w:sz w:val="24"/>
-        </w:rPr>
-        <w:t xml:space="preserve">Тропар (г. 8): </w:t>
-      </w:r>
-      <w:r>
-        <w:rPr>
-          <w:rFonts w:ascii="Times New Roman" w:hAnsi="Times New Roman"/>
-          <w:sz w:val="24"/>
-        </w:rPr>
-        <w:t xml:space="preserve">З висоти зійшов Ти, Милосердний, * погребення прийняв Ти тридневне, * щоб нас визволити </w:t>
-      </w:r>
-      <w:r>
-        <w:rPr>
-          <w:rFonts w:ascii="Times New Roman" w:hAnsi="Times New Roman"/>
-          <w:sz w:val="24"/>
-        </w:rPr>
-        <w:t>від страстей. * Життя і воскресі</w:t>
-      </w:r>
-      <w:r>
-        <w:rPr>
-          <w:rFonts w:ascii="Times New Roman" w:hAnsi="Times New Roman"/>
-          <w:sz w:val="24"/>
-        </w:rPr>
-        <w:t>ння наше, * Господи, слава Тобі.</w:t>
-      </w:r>
-    </w:p>
-    <w:p>
-      <w:pPr/>
-      <w:r>
-        <w:rPr>
-          <w:rFonts w:ascii="Times New Roman" w:hAnsi="Times New Roman"/>
-          <w:i/>
-          <w:color w:val="FF0000"/>
-          <w:sz w:val="24"/>
-        </w:rPr>
-        <w:t>Тропар (г. 4):</w:t>
-      </w:r>
-      <w:r>
-        <w:rPr>
-          <w:rFonts w:ascii="Times New Roman" w:hAnsi="Times New Roman"/>
-          <w:sz w:val="24"/>
-        </w:rPr>
-        <w:t xml:space="preserve"> Страшним і неприступним явився єси для бісів воістину,* вражаючи їх священними твоїми молитвами* і далеко відганяючи напади пристрастей постом,* і тим, що вагалися, був ти, всеблаженний, непорушною підтримкою</w:t>
-      </w:r>
-      <w:r>
-        <w:rPr>
-          <w:rFonts w:ascii="Times New Roman" w:hAnsi="Times New Roman"/>
-          <w:sz w:val="24"/>
-        </w:rPr>
-        <w:t>, Аліпію преподобний,* моли Христа Бога, щоб спастися душам нашим.</w:t>
-      </w:r>
-    </w:p>
-    <w:p>
-      <w:pPr/>
-      <w:r>
-        <w:rPr>
-          <w:b/>
-        </w:rPr>
-        <w:t xml:space="preserve">І нині: </w:t>
-      </w:r>
-      <w:r>
-        <w:rPr/>
-        <w:t>богородичний</w:t>
       </w:r>
     </w:p>
     <w:p>
@@ -18524,78 +18236,6 @@
       </w:r>
     </w:p>
     <w:p>
-      <w:pPr/>
-      <w:r>
-        <w:rPr>
-          <w:rFonts w:ascii="Times New Roman" w:hAnsi="Times New Roman"/>
-          <w:i/>
-          <w:color w:val="FF0000"/>
-          <w:sz w:val="24"/>
-        </w:rPr>
-        <w:t xml:space="preserve">Тропар (г. 8): </w:t>
-      </w:r>
-      <w:r>
-        <w:rPr>
-          <w:rFonts w:ascii="Times New Roman" w:hAnsi="Times New Roman"/>
-          <w:sz w:val="24"/>
-        </w:rPr>
-        <w:t xml:space="preserve">З висоти зійшов Ти, Милосердний, * погребення прийняв Ти тридневне, * щоб нас визволити </w:t>
-      </w:r>
-      <w:r>
-        <w:rPr>
-          <w:rFonts w:ascii="Times New Roman" w:hAnsi="Times New Roman"/>
-          <w:sz w:val="24"/>
-        </w:rPr>
-        <w:t>від страстей. * Життя і воскресі</w:t>
-      </w:r>
-      <w:r>
-        <w:rPr>
-          <w:rFonts w:ascii="Times New Roman" w:hAnsi="Times New Roman"/>
-          <w:sz w:val="24"/>
-        </w:rPr>
-        <w:t>ння наше, * Господи, слава Тобі.</w:t>
-      </w:r>
-    </w:p>
-    <w:p>
-      <w:pPr/>
-      <w:r>
-        <w:rPr>
-          <w:rFonts w:ascii="Times New Roman" w:hAnsi="Times New Roman"/>
-          <w:i/>
-          <w:color w:val="FF0000"/>
-          <w:sz w:val="24"/>
-        </w:rPr>
-        <w:t>Тропар (г. 4):</w:t>
-      </w:r>
-      <w:r>
-        <w:rPr>
-          <w:rFonts w:ascii="Times New Roman" w:hAnsi="Times New Roman"/>
-          <w:sz w:val="24"/>
-        </w:rPr>
-        <w:t xml:space="preserve"> Страшним і неприступним явився єси для бісів воістину,* вражаючи їх священними твоїми молитвами* і далеко відганяючи напади пристрастей постом,* і тим, що вагалися, був ти, всеблаженний, непорушною підтримкою</w:t>
-      </w:r>
-      <w:r>
-        <w:rPr>
-          <w:rFonts w:ascii="Times New Roman" w:hAnsi="Times New Roman"/>
-          <w:sz w:val="24"/>
-        </w:rPr>
-        <w:t>, Аліпію преподобний,* моли Христа Бога, щоб спастися душам нашим.</w:t>
-      </w:r>
-    </w:p>
-    <w:p>
-      <w:pPr/>
-      <w:r>
-        <w:rPr>
-          <w:b/>
-        </w:rPr>
-        <w:t xml:space="preserve">І нині: </w:t>
-      </w:r>
-      <w:r>
-        <w:rPr/>
-        <w:t>богородичний</w:t>
-      </w:r>
-    </w:p>
-    <w:p>
       <w:pPr>
         <w:pStyle w:val="Heading3"/>
         <w:spacing w:after="120" w:before="0" w:lineRule="auto"/>
@@ -19672,78 +19312,6 @@
       </w:r>
     </w:p>
     <w:p>
-      <w:pPr/>
-      <w:r>
-        <w:rPr>
-          <w:rFonts w:ascii="Times New Roman" w:hAnsi="Times New Roman"/>
-          <w:i/>
-          <w:color w:val="FF0000"/>
-          <w:sz w:val="24"/>
-        </w:rPr>
-        <w:t xml:space="preserve">Тропар (г. 8): </w:t>
-      </w:r>
-      <w:r>
-        <w:rPr>
-          <w:rFonts w:ascii="Times New Roman" w:hAnsi="Times New Roman"/>
-          <w:sz w:val="24"/>
-        </w:rPr>
-        <w:t xml:space="preserve">З висоти зійшов Ти, Милосердний, * погребення прийняв Ти тридневне, * щоб нас визволити </w:t>
-      </w:r>
-      <w:r>
-        <w:rPr>
-          <w:rFonts w:ascii="Times New Roman" w:hAnsi="Times New Roman"/>
-          <w:sz w:val="24"/>
-        </w:rPr>
-        <w:t>від страстей. * Життя і воскресі</w:t>
-      </w:r>
-      <w:r>
-        <w:rPr>
-          <w:rFonts w:ascii="Times New Roman" w:hAnsi="Times New Roman"/>
-          <w:sz w:val="24"/>
-        </w:rPr>
-        <w:t>ння наше, * Господи, слава Тобі.</w:t>
-      </w:r>
-    </w:p>
-    <w:p>
-      <w:pPr/>
-      <w:r>
-        <w:rPr>
-          <w:rFonts w:ascii="Times New Roman" w:hAnsi="Times New Roman"/>
-          <w:i/>
-          <w:color w:val="FF0000"/>
-          <w:sz w:val="24"/>
-        </w:rPr>
-        <w:t>Тропар (г. 4):</w:t>
-      </w:r>
-      <w:r>
-        <w:rPr>
-          <w:rFonts w:ascii="Times New Roman" w:hAnsi="Times New Roman"/>
-          <w:sz w:val="24"/>
-        </w:rPr>
-        <w:t xml:space="preserve"> Страшним і неприступним явився єси для бісів воістину,* вражаючи їх священними твоїми молитвами* і далеко відганяючи напади пристрастей постом,* і тим, що вагалися, був ти, всеблаженний, непорушною підтримкою</w:t>
-      </w:r>
-      <w:r>
-        <w:rPr>
-          <w:rFonts w:ascii="Times New Roman" w:hAnsi="Times New Roman"/>
-          <w:sz w:val="24"/>
-        </w:rPr>
-        <w:t>, Аліпію преподобний,* моли Христа Бога, щоб спастися душам нашим.</w:t>
-      </w:r>
-    </w:p>
-    <w:p>
-      <w:pPr/>
-      <w:r>
-        <w:rPr>
-          <w:b/>
-        </w:rPr>
-        <w:t xml:space="preserve">І нині: </w:t>
-      </w:r>
-      <w:r>
-        <w:rPr/>
-        <w:t>богородичний</w:t>
-      </w:r>
-    </w:p>
-    <w:p>
       <w:pPr>
         <w:pStyle w:val="Heading3"/>
         <w:spacing w:after="120" w:before="0" w:lineRule="auto"/>
@@ -21181,78 +20749,6 @@
         <w:rPr>
           <w:rtl w:val="0"/>
         </w:rPr>
-      </w:r>
-    </w:p>
-    <w:p>
-      <w:pPr/>
-      <w:r>
-        <w:rPr>
-          <w:rFonts w:ascii="Times New Roman" w:hAnsi="Times New Roman"/>
-          <w:i/>
-          <w:color w:val="FF0000"/>
-          <w:sz w:val="24"/>
-        </w:rPr>
-        <w:t xml:space="preserve">Тропар (г. 8): </w:t>
-      </w:r>
-      <w:r>
-        <w:rPr>
-          <w:rFonts w:ascii="Times New Roman" w:hAnsi="Times New Roman"/>
-          <w:sz w:val="24"/>
-        </w:rPr>
-        <w:t xml:space="preserve">З висоти зійшов Ти, Милосердний, * погребення прийняв Ти тридневне, * щоб нас визволити </w:t>
-      </w:r>
-      <w:r>
-        <w:rPr>
-          <w:rFonts w:ascii="Times New Roman" w:hAnsi="Times New Roman"/>
-          <w:sz w:val="24"/>
-        </w:rPr>
-        <w:t>від страстей. * Життя і воскресі</w:t>
-      </w:r>
-      <w:r>
-        <w:rPr>
-          <w:rFonts w:ascii="Times New Roman" w:hAnsi="Times New Roman"/>
-          <w:sz w:val="24"/>
-        </w:rPr>
-        <w:t>ння наше, * Господи, слава Тобі.</w:t>
-      </w:r>
-    </w:p>
-    <w:p>
-      <w:pPr/>
-      <w:r>
-        <w:rPr>
-          <w:rFonts w:ascii="Times New Roman" w:hAnsi="Times New Roman"/>
-          <w:i/>
-          <w:color w:val="FF0000"/>
-          <w:sz w:val="24"/>
-        </w:rPr>
-        <w:t>Тропар (г. 4):</w:t>
-      </w:r>
-      <w:r>
-        <w:rPr>
-          <w:rFonts w:ascii="Times New Roman" w:hAnsi="Times New Roman"/>
-          <w:sz w:val="24"/>
-        </w:rPr>
-        <w:t xml:space="preserve"> Страшним і неприступним явився єси для бісів воістину,* вражаючи їх священними твоїми молитвами* і далеко відганяючи напади пристрастей постом,* і тим, що вагалися, був ти, всеблаженний, непорушною підтримкою</w:t>
-      </w:r>
-      <w:r>
-        <w:rPr>
-          <w:rFonts w:ascii="Times New Roman" w:hAnsi="Times New Roman"/>
-          <w:sz w:val="24"/>
-        </w:rPr>
-        <w:t>, Аліпію преподобний,* моли Христа Бога, щоб спастися душам нашим.</w:t>
-      </w:r>
-    </w:p>
-    <w:p>
-      <w:pPr/>
-      <w:r>
-        <w:rPr>
-          <w:b/>
-        </w:rPr>
-        <w:t xml:space="preserve">І нині: </w:t>
-      </w:r>
-      <w:r>
-        <w:rPr/>
-        <w:t>богородичний</w:t>
       </w:r>
     </w:p>
     <w:p>
@@ -23766,78 +23262,6 @@
       </w:r>
     </w:p>
     <w:p>
-      <w:pPr/>
-      <w:r>
-        <w:rPr>
-          <w:rFonts w:ascii="Times New Roman" w:hAnsi="Times New Roman"/>
-          <w:i/>
-          <w:color w:val="FF0000"/>
-          <w:sz w:val="24"/>
-        </w:rPr>
-        <w:t xml:space="preserve">Тропар (г. 8): </w:t>
-      </w:r>
-      <w:r>
-        <w:rPr>
-          <w:rFonts w:ascii="Times New Roman" w:hAnsi="Times New Roman"/>
-          <w:sz w:val="24"/>
-        </w:rPr>
-        <w:t xml:space="preserve">З висоти зійшов Ти, Милосердний, * погребення прийняв Ти тридневне, * щоб нас визволити </w:t>
-      </w:r>
-      <w:r>
-        <w:rPr>
-          <w:rFonts w:ascii="Times New Roman" w:hAnsi="Times New Roman"/>
-          <w:sz w:val="24"/>
-        </w:rPr>
-        <w:t>від страстей. * Життя і воскресі</w:t>
-      </w:r>
-      <w:r>
-        <w:rPr>
-          <w:rFonts w:ascii="Times New Roman" w:hAnsi="Times New Roman"/>
-          <w:sz w:val="24"/>
-        </w:rPr>
-        <w:t>ння наше, * Господи, слава Тобі.</w:t>
-      </w:r>
-    </w:p>
-    <w:p>
-      <w:pPr/>
-      <w:r>
-        <w:rPr>
-          <w:rFonts w:ascii="Times New Roman" w:hAnsi="Times New Roman"/>
-          <w:i/>
-          <w:color w:val="FF0000"/>
-          <w:sz w:val="24"/>
-        </w:rPr>
-        <w:t>Тропар (г. 4):</w:t>
-      </w:r>
-      <w:r>
-        <w:rPr>
-          <w:rFonts w:ascii="Times New Roman" w:hAnsi="Times New Roman"/>
-          <w:sz w:val="24"/>
-        </w:rPr>
-        <w:t xml:space="preserve"> Страшним і неприступним явився єси для бісів воістину,* вражаючи їх священними твоїми молитвами* і далеко відганяючи напади пристрастей постом,* і тим, що вагалися, був ти, всеблаженний, непорушною підтримкою</w:t>
-      </w:r>
-      <w:r>
-        <w:rPr>
-          <w:rFonts w:ascii="Times New Roman" w:hAnsi="Times New Roman"/>
-          <w:sz w:val="24"/>
-        </w:rPr>
-        <w:t>, Аліпію преподобний,* моли Христа Бога, щоб спастися душам нашим.</w:t>
-      </w:r>
-    </w:p>
-    <w:p>
-      <w:pPr/>
-      <w:r>
-        <w:rPr>
-          <w:b/>
-        </w:rPr>
-        <w:t xml:space="preserve">І нині: </w:t>
-      </w:r>
-      <w:r>
-        <w:rPr/>
-        <w:t>богородичний</w:t>
-      </w:r>
-    </w:p>
-    <w:p>
       <w:pPr>
         <w:pStyle w:val="Heading3"/>
         <w:spacing w:after="120" w:before="0" w:lineRule="auto"/>
@@ -25285,78 +24709,6 @@
         <w:rPr>
           <w:rtl w:val="0"/>
         </w:rPr>
-      </w:r>
-    </w:p>
-    <w:p>
-      <w:pPr/>
-      <w:r>
-        <w:rPr>
-          <w:rFonts w:ascii="Times New Roman" w:hAnsi="Times New Roman"/>
-          <w:i/>
-          <w:color w:val="FF0000"/>
-          <w:sz w:val="24"/>
-        </w:rPr>
-        <w:t xml:space="preserve">Тропар (г. 8): </w:t>
-      </w:r>
-      <w:r>
-        <w:rPr>
-          <w:rFonts w:ascii="Times New Roman" w:hAnsi="Times New Roman"/>
-          <w:sz w:val="24"/>
-        </w:rPr>
-        <w:t xml:space="preserve">З висоти зійшов Ти, Милосердний, * погребення прийняв Ти тридневне, * щоб нас визволити </w:t>
-      </w:r>
-      <w:r>
-        <w:rPr>
-          <w:rFonts w:ascii="Times New Roman" w:hAnsi="Times New Roman"/>
-          <w:sz w:val="24"/>
-        </w:rPr>
-        <w:t>від страстей. * Життя і воскресі</w:t>
-      </w:r>
-      <w:r>
-        <w:rPr>
-          <w:rFonts w:ascii="Times New Roman" w:hAnsi="Times New Roman"/>
-          <w:sz w:val="24"/>
-        </w:rPr>
-        <w:t>ння наше, * Господи, слава Тобі.</w:t>
-      </w:r>
-    </w:p>
-    <w:p>
-      <w:pPr/>
-      <w:r>
-        <w:rPr>
-          <w:rFonts w:ascii="Times New Roman" w:hAnsi="Times New Roman"/>
-          <w:i/>
-          <w:color w:val="FF0000"/>
-          <w:sz w:val="24"/>
-        </w:rPr>
-        <w:t>Тропар (г. 4):</w:t>
-      </w:r>
-      <w:r>
-        <w:rPr>
-          <w:rFonts w:ascii="Times New Roman" w:hAnsi="Times New Roman"/>
-          <w:sz w:val="24"/>
-        </w:rPr>
-        <w:t xml:space="preserve"> Страшним і неприступним явився єси для бісів воістину,* вражаючи їх священними твоїми молитвами* і далеко відганяючи напади пристрастей постом,* і тим, що вагалися, був ти, всеблаженний, непорушною підтримкою</w:t>
-      </w:r>
-      <w:r>
-        <w:rPr>
-          <w:rFonts w:ascii="Times New Roman" w:hAnsi="Times New Roman"/>
-          <w:sz w:val="24"/>
-        </w:rPr>
-        <w:t>, Аліпію преподобний,* моли Христа Бога, щоб спастися душам нашим.</w:t>
-      </w:r>
-    </w:p>
-    <w:p>
-      <w:pPr/>
-      <w:r>
-        <w:rPr>
-          <w:b/>
-        </w:rPr>
-        <w:t xml:space="preserve">І нині: </w:t>
-      </w:r>
-      <w:r>
-        <w:rPr/>
-        <w:t>богородичний</w:t>
       </w:r>
     </w:p>
     <w:p>

--- a/flow/20230914_vu_template/drafts/2023-11-u/26-НД-Гл.8-Аліпія Стовпника.docx
+++ b/flow/20230914_vu_template/drafts/2023-11-u/26-НД-Гл.8-Аліпія Стовпника.docx
@@ -4,21 +4,38 @@
   <w:body>
     <w:p>
       <w:r>
+        <w:rPr>
+          <w:rFonts w:ascii="Times New Roman" w:hAnsi="Times New Roman"/>
+          <w:sz w:val="24"/>
+        </w:rPr>
         <w:t>Листопад 26 Неділя</w:t>
       </w:r>
     </w:p>
     <w:p>
       <w:r>
+        <w:rPr>
+          <w:rFonts w:ascii="Times New Roman" w:hAnsi="Times New Roman"/>
+          <w:sz w:val="24"/>
+        </w:rPr>
         <w:t>Неділя ЯКАСЬ ТАМ</w:t>
       </w:r>
     </w:p>
     <w:p>
       <w:r>
+        <w:rPr>
+          <w:rFonts w:ascii="Times New Roman" w:hAnsi="Times New Roman"/>
+          <w:sz w:val="24"/>
+        </w:rPr>
         <w:t>Преподобного отця нашого Аліпія Стовпника</w:t>
       </w:r>
     </w:p>
     <w:p>
       <w:r>
+        <w:rPr>
+          <w:rFonts w:ascii="Times New Roman" w:hAnsi="Times New Roman"/>
+          <w:b/>
+          <w:sz w:val="24"/>
+        </w:rPr>
         <w:t>Пам’ять посвячення храму Святого великомученика Юрія, що в Києві перед воротами Святої Софії</w:t>
       </w:r>
     </w:p>

--- a/flow/20230914_vu_template/drafts/2023-11-u/26-НД-Гл.8-Аліпія Стовпника.docx
+++ b/flow/20230914_vu_template/drafts/2023-11-u/26-НД-Гл.8-Аліпія Стовпника.docx
@@ -17,7 +17,7 @@
           <w:rFonts w:ascii="Times New Roman" w:hAnsi="Times New Roman"/>
           <w:sz w:val="24"/>
         </w:rPr>
-        <w:t>Неділя ЯКАСЬ ТАМ</w:t>
+        <w:t>Неділя 25 по П'ятидесятниці</w:t>
       </w:r>
     </w:p>
     <w:p>
